--- a/fuentes/12210011_CF02_CFA.docx
+++ b/fuentes/12210011_CF02_CFA.docx
@@ -205,7 +205,7 @@
               </wp:anchor>
             </w:drawing>
           </mc:Choice>
-          <mc:Fallback xmlns:oel="http://schemas.microsoft.com/office/2019/extlst" xmlns:w16cex="http://schemas.microsoft.com/office/word/2018/wordml/cex" xmlns:w16="http://schemas.microsoft.com/office/word/2018/wordml" xmlns:w16sdtdh="http://schemas.microsoft.com/office/word/2020/wordml/sdtdatahash">
+          <mc:Fallback xmlns:w16sdtdh="http://schemas.microsoft.com/office/word/2020/wordml/sdtdatahash" xmlns:w16="http://schemas.microsoft.com/office/word/2018/wordml" xmlns:w16cex="http://schemas.microsoft.com/office/word/2018/wordml/cex" xmlns:oel="http://schemas.microsoft.com/office/2019/extlst">
             <w:pict>
               <v:rect w14:anchorId="4C256C62" id="Rectángulo 3" o:spid="_x0000_s1026" alt="&quot;&quot;" style="position:absolute;margin-left:-55.95pt;margin-top:26.4pt;width:613.85pt;height:164.25pt;z-index:-251655168;visibility:visible;mso-wrap-style:square;mso-height-percent:0;mso-wrap-distance-left:9pt;mso-wrap-distance-top:0;mso-wrap-distance-right:9pt;mso-wrap-distance-bottom:0;mso-position-horizontal:absolute;mso-position-horizontal-relative:text;mso-position-vertical:absolute;mso-position-vertical-relative:text;mso-height-percent:0;mso-height-relative:margin;v-text-anchor:middle" o:gfxdata="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" fillcolor="#00314d" stroked="f" strokeweight="1pt"/>
             </w:pict>
@@ -579,7 +579,7 @@
           <w:r>
             <w:fldChar w:fldCharType="separate"/>
           </w:r>
-          <w:hyperlink w:anchor="_Toc240982217" w:history="1">
+          <w:hyperlink w:anchor="_Toc241560200" w:history="1">
             <w:r>
               <w:rPr>
                 <w:rStyle w:val="Hipervnculo"/>
@@ -606,7 +606,7 @@
                 <w:noProof/>
                 <w:webHidden/>
               </w:rPr>
-              <w:instrText xml:space="preserve"> PAGEREF _Toc240982217 \h </w:instrText>
+              <w:instrText xml:space="preserve"> PAGEREF _Toc241560200 \h </w:instrText>
             </w:r>
             <w:r>
               <w:rPr>
@@ -652,7 +652,7 @@
               <w14:ligatures w14:val="none"/>
             </w:rPr>
           </w:pPr>
-          <w:hyperlink w:anchor="_Toc240982218" w:history="1">
+          <w:hyperlink w:anchor="_Toc241560201" w:history="1">
             <w:r>
               <w:rPr>
                 <w:rStyle w:val="Hipervnculo"/>
@@ -679,7 +679,7 @@
                 <w:noProof/>
                 <w:webHidden/>
               </w:rPr>
-              <w:instrText xml:space="preserve"> PAGEREF _Toc240982218 \h </w:instrText>
+              <w:instrText xml:space="preserve"> PAGEREF _Toc241560201 \h </w:instrText>
             </w:r>
             <w:r>
               <w:rPr>
@@ -725,7 +725,7 @@
               <w14:ligatures w14:val="none"/>
             </w:rPr>
           </w:pPr>
-          <w:hyperlink w:anchor="_Toc240982219" w:history="1">
+          <w:hyperlink w:anchor="_Toc241560202" w:history="1">
             <w:r>
               <w:rPr>
                 <w:rStyle w:val="Hipervnculo"/>
@@ -752,7 +752,7 @@
                 <w:noProof/>
                 <w:webHidden/>
               </w:rPr>
-              <w:instrText xml:space="preserve"> PAGEREF _Toc240982219 \h </w:instrText>
+              <w:instrText xml:space="preserve"> PAGEREF _Toc241560202 \h </w:instrText>
             </w:r>
             <w:r>
               <w:rPr>
@@ -798,7 +798,7 @@
               <w14:ligatures w14:val="none"/>
             </w:rPr>
           </w:pPr>
-          <w:hyperlink w:anchor="_Toc240982220" w:history="1">
+          <w:hyperlink w:anchor="_Toc241560203" w:history="1">
             <w:r>
               <w:rPr>
                 <w:rStyle w:val="Hipervnculo"/>
@@ -825,7 +825,7 @@
                 <w:noProof/>
                 <w:webHidden/>
               </w:rPr>
-              <w:instrText xml:space="preserve"> PAGEREF _Toc240982220 \h </w:instrText>
+              <w:instrText xml:space="preserve"> PAGEREF _Toc241560203 \h </w:instrText>
             </w:r>
             <w:r>
               <w:rPr>
@@ -871,7 +871,7 @@
               <w14:ligatures w14:val="none"/>
             </w:rPr>
           </w:pPr>
-          <w:hyperlink w:anchor="_Toc240982221" w:history="1">
+          <w:hyperlink w:anchor="_Toc241560204" w:history="1">
             <w:r>
               <w:rPr>
                 <w:rStyle w:val="Hipervnculo"/>
@@ -898,7 +898,7 @@
                 <w:noProof/>
                 <w:webHidden/>
               </w:rPr>
-              <w:instrText xml:space="preserve"> PAGEREF _Toc240982221 \h </w:instrText>
+              <w:instrText xml:space="preserve"> PAGEREF _Toc241560204 \h </w:instrText>
             </w:r>
             <w:r>
               <w:rPr>
@@ -944,7 +944,7 @@
               <w14:ligatures w14:val="none"/>
             </w:rPr>
           </w:pPr>
-          <w:hyperlink w:anchor="_Toc240982222" w:history="1">
+          <w:hyperlink w:anchor="_Toc241560205" w:history="1">
             <w:r>
               <w:rPr>
                 <w:rStyle w:val="Hipervnculo"/>
@@ -971,7 +971,7 @@
                 <w:noProof/>
                 <w:webHidden/>
               </w:rPr>
-              <w:instrText xml:space="preserve"> PAGEREF _Toc240982222 \h </w:instrText>
+              <w:instrText xml:space="preserve"> PAGEREF _Toc241560205 \h </w:instrText>
             </w:r>
             <w:r>
               <w:rPr>
@@ -1017,7 +1017,7 @@
               <w14:ligatures w14:val="none"/>
             </w:rPr>
           </w:pPr>
-          <w:hyperlink w:anchor="_Toc240982223" w:history="1">
+          <w:hyperlink w:anchor="_Toc241560206" w:history="1">
             <w:r>
               <w:rPr>
                 <w:rStyle w:val="Hipervnculo"/>
@@ -1044,7 +1044,7 @@
                 <w:noProof/>
                 <w:webHidden/>
               </w:rPr>
-              <w:instrText xml:space="preserve"> PAGEREF _Toc240982223 \h </w:instrText>
+              <w:instrText xml:space="preserve"> PAGEREF _Toc241560206 \h </w:instrText>
             </w:r>
             <w:r>
               <w:rPr>
@@ -1090,7 +1090,7 @@
               <w14:ligatures w14:val="none"/>
             </w:rPr>
           </w:pPr>
-          <w:hyperlink w:anchor="_Toc240982224" w:history="1">
+          <w:hyperlink w:anchor="_Toc241560207" w:history="1">
             <w:r>
               <w:rPr>
                 <w:rStyle w:val="Hipervnculo"/>
@@ -1117,7 +1117,7 @@
                 <w:noProof/>
                 <w:webHidden/>
               </w:rPr>
-              <w:instrText xml:space="preserve"> PAGEREF _Toc240982224 \h </w:instrText>
+              <w:instrText xml:space="preserve"> PAGEREF _Toc241560207 \h </w:instrText>
             </w:r>
             <w:r>
               <w:rPr>
@@ -1163,7 +1163,7 @@
               <w14:ligatures w14:val="none"/>
             </w:rPr>
           </w:pPr>
-          <w:hyperlink w:anchor="_Toc240982225" w:history="1">
+          <w:hyperlink w:anchor="_Toc241560208" w:history="1">
             <w:r>
               <w:rPr>
                 <w:rStyle w:val="Hipervnculo"/>
@@ -1190,7 +1190,7 @@
                 <w:noProof/>
                 <w:webHidden/>
               </w:rPr>
-              <w:instrText xml:space="preserve"> PAGEREF _Toc240982225 \h </w:instrText>
+              <w:instrText xml:space="preserve"> PAGEREF _Toc241560208 \h </w:instrText>
             </w:r>
             <w:r>
               <w:rPr>
@@ -1236,7 +1236,7 @@
               <w14:ligatures w14:val="none"/>
             </w:rPr>
           </w:pPr>
-          <w:hyperlink w:anchor="_Toc240982226" w:history="1">
+          <w:hyperlink w:anchor="_Toc241560209" w:history="1">
             <w:r>
               <w:rPr>
                 <w:rStyle w:val="Hipervnculo"/>
@@ -1263,7 +1263,7 @@
                 <w:noProof/>
                 <w:webHidden/>
               </w:rPr>
-              <w:instrText xml:space="preserve"> PAGEREF _Toc240982226 \h </w:instrText>
+              <w:instrText xml:space="preserve"> PAGEREF _Toc241560209 \h </w:instrText>
             </w:r>
             <w:r>
               <w:rPr>
@@ -1309,7 +1309,7 @@
               <w14:ligatures w14:val="none"/>
             </w:rPr>
           </w:pPr>
-          <w:hyperlink w:anchor="_Toc240982227" w:history="1">
+          <w:hyperlink w:anchor="_Toc241560210" w:history="1">
             <w:r>
               <w:rPr>
                 <w:rStyle w:val="Hipervnculo"/>
@@ -1336,7 +1336,7 @@
                 <w:noProof/>
                 <w:webHidden/>
               </w:rPr>
-              <w:instrText xml:space="preserve"> PAGEREF _Toc240982227 \h </w:instrText>
+              <w:instrText xml:space="preserve"> PAGEREF _Toc241560210 \h </w:instrText>
             </w:r>
             <w:r>
               <w:rPr>
@@ -1382,7 +1382,7 @@
               <w14:ligatures w14:val="none"/>
             </w:rPr>
           </w:pPr>
-          <w:hyperlink w:anchor="_Toc240982228" w:history="1">
+          <w:hyperlink w:anchor="_Toc241560211" w:history="1">
             <w:r>
               <w:rPr>
                 <w:rStyle w:val="Hipervnculo"/>
@@ -1409,7 +1409,7 @@
                 <w:noProof/>
                 <w:webHidden/>
               </w:rPr>
-              <w:instrText xml:space="preserve"> PAGEREF _Toc240982228 \h </w:instrText>
+              <w:instrText xml:space="preserve"> PAGEREF _Toc241560211 \h </w:instrText>
             </w:r>
             <w:r>
               <w:rPr>
@@ -1455,7 +1455,7 @@
               <w14:ligatures w14:val="none"/>
             </w:rPr>
           </w:pPr>
-          <w:hyperlink w:anchor="_Toc240982229" w:history="1">
+          <w:hyperlink w:anchor="_Toc241560212" w:history="1">
             <w:r>
               <w:rPr>
                 <w:rStyle w:val="Hipervnculo"/>
@@ -1482,7 +1482,7 @@
                 <w:noProof/>
                 <w:webHidden/>
               </w:rPr>
-              <w:instrText xml:space="preserve"> PAGEREF _Toc240982229 \h </w:instrText>
+              <w:instrText xml:space="preserve"> PAGEREF _Toc241560212 \h </w:instrText>
             </w:r>
             <w:r>
               <w:rPr>
@@ -1528,7 +1528,7 @@
               <w14:ligatures w14:val="none"/>
             </w:rPr>
           </w:pPr>
-          <w:hyperlink w:anchor="_Toc240982230" w:history="1">
+          <w:hyperlink w:anchor="_Toc241560213" w:history="1">
             <w:r>
               <w:rPr>
                 <w:rStyle w:val="Hipervnculo"/>
@@ -1555,7 +1555,7 @@
                 <w:noProof/>
                 <w:webHidden/>
               </w:rPr>
-              <w:instrText xml:space="preserve"> PAGEREF _Toc240982230 \h </w:instrText>
+              <w:instrText xml:space="preserve"> PAGEREF _Toc241560213 \h </w:instrText>
             </w:r>
             <w:r>
               <w:rPr>
@@ -1601,7 +1601,7 @@
               <w14:ligatures w14:val="none"/>
             </w:rPr>
           </w:pPr>
-          <w:hyperlink w:anchor="_Toc240982231" w:history="1">
+          <w:hyperlink w:anchor="_Toc241560214" w:history="1">
             <w:r>
               <w:rPr>
                 <w:rStyle w:val="Hipervnculo"/>
@@ -1628,7 +1628,7 @@
                 <w:noProof/>
                 <w:webHidden/>
               </w:rPr>
-              <w:instrText xml:space="preserve"> PAGEREF _Toc240982231 \h </w:instrText>
+              <w:instrText xml:space="preserve"> PAGEREF _Toc241560214 \h </w:instrText>
             </w:r>
             <w:r>
               <w:rPr>
@@ -1674,7 +1674,7 @@
               <w14:ligatures w14:val="none"/>
             </w:rPr>
           </w:pPr>
-          <w:hyperlink w:anchor="_Toc240982232" w:history="1">
+          <w:hyperlink w:anchor="_Toc241560215" w:history="1">
             <w:r>
               <w:rPr>
                 <w:rStyle w:val="Hipervnculo"/>
@@ -1701,7 +1701,7 @@
                 <w:noProof/>
                 <w:webHidden/>
               </w:rPr>
-              <w:instrText xml:space="preserve"> PAGEREF _Toc240982232 \h </w:instrText>
+              <w:instrText xml:space="preserve"> PAGEREF _Toc241560215 \h </w:instrText>
             </w:r>
             <w:r>
               <w:rPr>
@@ -1747,7 +1747,7 @@
               <w14:ligatures w14:val="none"/>
             </w:rPr>
           </w:pPr>
-          <w:hyperlink w:anchor="_Toc240982233" w:history="1">
+          <w:hyperlink w:anchor="_Toc241560216" w:history="1">
             <w:r>
               <w:rPr>
                 <w:rStyle w:val="Hipervnculo"/>
@@ -1774,7 +1774,7 @@
                 <w:noProof/>
                 <w:webHidden/>
               </w:rPr>
-              <w:instrText xml:space="preserve"> PAGEREF _Toc240982233 \h </w:instrText>
+              <w:instrText xml:space="preserve"> PAGEREF _Toc241560216 \h </w:instrText>
             </w:r>
             <w:r>
               <w:rPr>
@@ -1820,7 +1820,7 @@
               <w14:ligatures w14:val="none"/>
             </w:rPr>
           </w:pPr>
-          <w:hyperlink w:anchor="_Toc240982234" w:history="1">
+          <w:hyperlink w:anchor="_Toc241560217" w:history="1">
             <w:r>
               <w:rPr>
                 <w:rStyle w:val="Hipervnculo"/>
@@ -1847,7 +1847,7 @@
                 <w:noProof/>
                 <w:webHidden/>
               </w:rPr>
-              <w:instrText xml:space="preserve"> PAGEREF _Toc240982234 \h </w:instrText>
+              <w:instrText xml:space="preserve"> PAGEREF _Toc241560217 \h </w:instrText>
             </w:r>
             <w:r>
               <w:rPr>
@@ -1893,7 +1893,7 @@
               <w14:ligatures w14:val="none"/>
             </w:rPr>
           </w:pPr>
-          <w:hyperlink w:anchor="_Toc240982235" w:history="1">
+          <w:hyperlink w:anchor="_Toc241560218" w:history="1">
             <w:r>
               <w:rPr>
                 <w:rStyle w:val="Hipervnculo"/>
@@ -1920,7 +1920,7 @@
                 <w:noProof/>
                 <w:webHidden/>
               </w:rPr>
-              <w:instrText xml:space="preserve"> PAGEREF _Toc240982235 \h </w:instrText>
+              <w:instrText xml:space="preserve"> PAGEREF _Toc241560218 \h </w:instrText>
             </w:r>
             <w:r>
               <w:rPr>
@@ -1966,7 +1966,7 @@
               <w14:ligatures w14:val="none"/>
             </w:rPr>
           </w:pPr>
-          <w:hyperlink w:anchor="_Toc240982236" w:history="1">
+          <w:hyperlink w:anchor="_Toc241560219" w:history="1">
             <w:r>
               <w:rPr>
                 <w:rStyle w:val="Hipervnculo"/>
@@ -1993,7 +1993,7 @@
                 <w:noProof/>
                 <w:webHidden/>
               </w:rPr>
-              <w:instrText xml:space="preserve"> PAGEREF _Toc240982236 \h </w:instrText>
+              <w:instrText xml:space="preserve"> PAGEREF _Toc241560219 \h </w:instrText>
             </w:r>
             <w:r>
               <w:rPr>
@@ -2039,7 +2039,7 @@
               <w14:ligatures w14:val="none"/>
             </w:rPr>
           </w:pPr>
-          <w:hyperlink w:anchor="_Toc240982237" w:history="1">
+          <w:hyperlink w:anchor="_Toc241560220" w:history="1">
             <w:r>
               <w:rPr>
                 <w:rStyle w:val="Hipervnculo"/>
@@ -2066,7 +2066,7 @@
                 <w:noProof/>
                 <w:webHidden/>
               </w:rPr>
-              <w:instrText xml:space="preserve"> PAGEREF _Toc240982237 \h </w:instrText>
+              <w:instrText xml:space="preserve"> PAGEREF _Toc241560220 \h </w:instrText>
             </w:r>
             <w:r>
               <w:rPr>
@@ -2112,7 +2112,7 @@
               <w14:ligatures w14:val="none"/>
             </w:rPr>
           </w:pPr>
-          <w:hyperlink w:anchor="_Toc240982238" w:history="1">
+          <w:hyperlink w:anchor="_Toc241560221" w:history="1">
             <w:r>
               <w:rPr>
                 <w:rStyle w:val="Hipervnculo"/>
@@ -2139,7 +2139,7 @@
                 <w:noProof/>
                 <w:webHidden/>
               </w:rPr>
-              <w:instrText xml:space="preserve"> PAGEREF _Toc240982238 \h </w:instrText>
+              <w:instrText xml:space="preserve"> PAGEREF _Toc241560221 \h </w:instrText>
             </w:r>
             <w:r>
               <w:rPr>
@@ -2185,7 +2185,7 @@
               <w14:ligatures w14:val="none"/>
             </w:rPr>
           </w:pPr>
-          <w:hyperlink w:anchor="_Toc240982239" w:history="1">
+          <w:hyperlink w:anchor="_Toc241560222" w:history="1">
             <w:r>
               <w:rPr>
                 <w:rStyle w:val="Hipervnculo"/>
@@ -2212,7 +2212,7 @@
                 <w:noProof/>
                 <w:webHidden/>
               </w:rPr>
-              <w:instrText xml:space="preserve"> PAGEREF _Toc240982239 \h </w:instrText>
+              <w:instrText xml:space="preserve"> PAGEREF _Toc241560222 \h </w:instrText>
             </w:r>
             <w:r>
               <w:rPr>
@@ -2258,7 +2258,7 @@
               <w14:ligatures w14:val="none"/>
             </w:rPr>
           </w:pPr>
-          <w:hyperlink w:anchor="_Toc240982240" w:history="1">
+          <w:hyperlink w:anchor="_Toc241560223" w:history="1">
             <w:r>
               <w:rPr>
                 <w:rStyle w:val="Hipervnculo"/>
@@ -2285,7 +2285,7 @@
                 <w:noProof/>
                 <w:webHidden/>
               </w:rPr>
-              <w:instrText xml:space="preserve"> PAGEREF _Toc240982240 \h </w:instrText>
+              <w:instrText xml:space="preserve"> PAGEREF _Toc241560223 \h </w:instrText>
             </w:r>
             <w:r>
               <w:rPr>
@@ -2331,7 +2331,7 @@
               <w14:ligatures w14:val="none"/>
             </w:rPr>
           </w:pPr>
-          <w:hyperlink w:anchor="_Toc240982241" w:history="1">
+          <w:hyperlink w:anchor="_Toc241560224" w:history="1">
             <w:r>
               <w:rPr>
                 <w:rStyle w:val="Hipervnculo"/>
@@ -2358,7 +2358,7 @@
                 <w:noProof/>
                 <w:webHidden/>
               </w:rPr>
-              <w:instrText xml:space="preserve"> PAGEREF _Toc240982241 \h </w:instrText>
+              <w:instrText xml:space="preserve"> PAGEREF _Toc241560224 \h </w:instrText>
             </w:r>
             <w:r>
               <w:rPr>
@@ -2404,7 +2404,7 @@
               <w14:ligatures w14:val="none"/>
             </w:rPr>
           </w:pPr>
-          <w:hyperlink w:anchor="_Toc240982242" w:history="1">
+          <w:hyperlink w:anchor="_Toc241560225" w:history="1">
             <w:r>
               <w:rPr>
                 <w:rStyle w:val="Hipervnculo"/>
@@ -2431,7 +2431,7 @@
                 <w:noProof/>
                 <w:webHidden/>
               </w:rPr>
-              <w:instrText xml:space="preserve"> PAGEREF _Toc240982242 \h </w:instrText>
+              <w:instrText xml:space="preserve"> PAGEREF _Toc241560225 \h </w:instrText>
             </w:r>
             <w:r>
               <w:rPr>
@@ -2477,7 +2477,7 @@
               <w14:ligatures w14:val="none"/>
             </w:rPr>
           </w:pPr>
-          <w:hyperlink w:anchor="_Toc240982243" w:history="1">
+          <w:hyperlink w:anchor="_Toc241560226" w:history="1">
             <w:r>
               <w:rPr>
                 <w:rStyle w:val="Hipervnculo"/>
@@ -2504,7 +2504,7 @@
                 <w:noProof/>
                 <w:webHidden/>
               </w:rPr>
-              <w:instrText xml:space="preserve"> PAGEREF _Toc240982243 \h </w:instrText>
+              <w:instrText xml:space="preserve"> PAGEREF _Toc241560226 \h </w:instrText>
             </w:r>
             <w:r>
               <w:rPr>
@@ -2550,7 +2550,7 @@
               <w14:ligatures w14:val="none"/>
             </w:rPr>
           </w:pPr>
-          <w:hyperlink w:anchor="_Toc240982244" w:history="1">
+          <w:hyperlink w:anchor="_Toc241560227" w:history="1">
             <w:r>
               <w:rPr>
                 <w:rStyle w:val="Hipervnculo"/>
@@ -2577,7 +2577,7 @@
                 <w:noProof/>
                 <w:webHidden/>
               </w:rPr>
-              <w:instrText xml:space="preserve"> PAGEREF _Toc240982244 \h </w:instrText>
+              <w:instrText xml:space="preserve"> PAGEREF _Toc241560227 \h </w:instrText>
             </w:r>
             <w:r>
               <w:rPr>
@@ -2625,7 +2625,7 @@
       <w:pPr>
         <w:pStyle w:val="Titulosgenerales"/>
       </w:pPr>
-      <w:bookmarkStart w:id="1" w:name="_Toc240982217"/>
+      <w:bookmarkStart w:id="1" w:name="_Toc241560200"/>
       <w:r>
         <w:lastRenderedPageBreak/>
         <w:t>Introducción</w:t>
@@ -2840,7 +2840,7 @@
       <w:pPr>
         <w:pStyle w:val="Ttulo1"/>
       </w:pPr>
-      <w:bookmarkStart w:id="2" w:name="_Toc240982218"/>
+      <w:bookmarkStart w:id="2" w:name="_Toc241560201"/>
       <w:r>
         <w:lastRenderedPageBreak/>
         <w:t>Canales y sistemas de información</w:t>
@@ -3147,7 +3147,7 @@
       <w:pPr>
         <w:pStyle w:val="Ttulo2"/>
       </w:pPr>
-      <w:bookmarkStart w:id="3" w:name="_Toc240982219"/>
+      <w:bookmarkStart w:id="3" w:name="_Toc241560202"/>
       <w:r>
         <w:t>Canales de comunicación interna</w:t>
       </w:r>
@@ -3635,7 +3635,7 @@
       <w:pPr>
         <w:pStyle w:val="Ttulo2"/>
       </w:pPr>
-      <w:bookmarkStart w:id="4" w:name="_Toc240982220"/>
+      <w:bookmarkStart w:id="4" w:name="_Toc241560203"/>
       <w:r>
         <w:t>Sistemas de información organizacional</w:t>
       </w:r>
@@ -4017,7 +4017,7 @@
       <w:r>
         <w:t xml:space="preserve"> </w:t>
       </w:r>
-      <w:bookmarkStart w:id="5" w:name="_Toc240982221"/>
+      <w:bookmarkStart w:id="5" w:name="_Toc241560204"/>
       <w:r>
         <w:t>Criterios de selección del canal</w:t>
       </w:r>
@@ -4079,6 +4079,12 @@
         </w:rPr>
         <w:t>Personal administrativo</w:t>
       </w:r>
+      <w:r>
+        <w:rPr>
+          <w:lang w:val="es-419" w:eastAsia="es-CO"/>
+        </w:rPr>
+        <w:t>.</w:t>
+      </w:r>
     </w:p>
     <w:p>
       <w:pPr>
@@ -4098,6 +4104,12 @@
         <w:lastRenderedPageBreak/>
         <w:t>Personal en turnos</w:t>
       </w:r>
+      <w:r>
+        <w:rPr>
+          <w:lang w:val="es-419" w:eastAsia="es-CO"/>
+        </w:rPr>
+        <w:t>.</w:t>
+      </w:r>
     </w:p>
     <w:p>
       <w:pPr>
@@ -4115,6 +4127,12 @@
           <w:lang w:val="es-419" w:eastAsia="es-CO"/>
         </w:rPr>
         <w:t>Contratistas externos</w:t>
+      </w:r>
+      <w:r>
+        <w:rPr>
+          <w:lang w:val="es-419" w:eastAsia="es-CO"/>
+        </w:rPr>
+        <w:t>.</w:t>
       </w:r>
     </w:p>
     <w:p>
@@ -4873,7 +4891,7 @@
       <w:pPr>
         <w:pStyle w:val="Ttulo1"/>
       </w:pPr>
-      <w:bookmarkStart w:id="6" w:name="_Toc240982222"/>
+      <w:bookmarkStart w:id="6" w:name="_Toc241560205"/>
       <w:r>
         <w:lastRenderedPageBreak/>
         <w:t>Revisión del proceso de comunicación</w:t>
@@ -5198,7 +5216,7 @@
       <w:pPr>
         <w:pStyle w:val="Ttulo2"/>
       </w:pPr>
-      <w:bookmarkStart w:id="7" w:name="_Toc240982223"/>
+      <w:bookmarkStart w:id="7" w:name="_Toc241560206"/>
       <w:r>
         <w:t>Seguimiento a la implementación</w:t>
       </w:r>
@@ -5236,19 +5254,20 @@
           <w:lang w:val="es-419" w:eastAsia="es-CO"/>
         </w:rPr>
       </w:pPr>
-      <w:r>
-        <w:rPr>
-          <w:lang w:val="es-419" w:eastAsia="es-CO"/>
-        </w:rPr>
+    </w:p>
+    <w:p>
+      <w:pPr>
+        <w:rPr>
+          <w:lang w:val="es-419" w:eastAsia="es-CO"/>
+        </w:rPr>
+      </w:pPr>
+      <w:r>
+        <w:rPr>
+          <w:lang w:val="es-419" w:eastAsia="es-CO"/>
+        </w:rPr>
+        <w:lastRenderedPageBreak/>
         <w:t>Tres condiciones sostienen un seguimiento útil:</w:t>
       </w:r>
-    </w:p>
-    <w:p>
-      <w:pPr>
-        <w:rPr>
-          <w:lang w:val="es-419" w:eastAsia="es-CO"/>
-        </w:rPr>
-      </w:pPr>
     </w:p>
     <w:p>
       <w:pPr>
@@ -5823,7 +5842,7 @@
       <w:pPr>
         <w:pStyle w:val="Ttulo2"/>
       </w:pPr>
-      <w:bookmarkStart w:id="8" w:name="_Toc240982224"/>
+      <w:bookmarkStart w:id="8" w:name="_Toc241560207"/>
       <w:r>
         <w:t>Técnicas de verificación</w:t>
       </w:r>
@@ -6288,7 +6307,7 @@
       <w:pPr>
         <w:pStyle w:val="Ttulo2"/>
       </w:pPr>
-      <w:bookmarkStart w:id="9" w:name="_Toc240982225"/>
+      <w:bookmarkStart w:id="9" w:name="_Toc241560208"/>
       <w:r>
         <w:lastRenderedPageBreak/>
         <w:t>Instrumentos y recolección de evidencias</w:t>
@@ -7029,7 +7048,7 @@
       <w:pPr>
         <w:pStyle w:val="Ttulo2"/>
       </w:pPr>
-      <w:bookmarkStart w:id="10" w:name="_Toc240982226"/>
+      <w:bookmarkStart w:id="10" w:name="_Toc241560209"/>
       <w:r>
         <w:lastRenderedPageBreak/>
         <w:t>Análisis de hallazgos</w:t>
@@ -7461,7 +7480,7 @@
       <w:pPr>
         <w:pStyle w:val="Ttulo1"/>
       </w:pPr>
-      <w:bookmarkStart w:id="11" w:name="_Toc240982227"/>
+      <w:bookmarkStart w:id="11" w:name="_Toc241560210"/>
       <w:r>
         <w:lastRenderedPageBreak/>
         <w:t>Evaluación de los canales de comunicación</w:t>
@@ -7753,7 +7772,7 @@
       <w:pPr>
         <w:pStyle w:val="Ttulo2"/>
       </w:pPr>
-      <w:bookmarkStart w:id="12" w:name="_Toc240982228"/>
+      <w:bookmarkStart w:id="12" w:name="_Toc241560211"/>
       <w:r>
         <w:lastRenderedPageBreak/>
         <w:t>Eficacia y eficiencia del canal</w:t>
@@ -8417,17 +8436,11 @@
           <w:lang w:val="es-419" w:eastAsia="es-CO"/>
         </w:rPr>
       </w:pPr>
-    </w:p>
-    <w:p>
-      <w:pPr>
-        <w:rPr>
-          <w:lang w:val="es-419" w:eastAsia="es-CO"/>
-        </w:rPr>
-      </w:pPr>
-      <w:r>
-        <w:rPr>
-          <w:lang w:val="es-419" w:eastAsia="es-CO"/>
-        </w:rPr>
+      <w:r>
+        <w:rPr>
+          <w:lang w:val="es-419" w:eastAsia="es-CO"/>
+        </w:rPr>
+        <w:lastRenderedPageBreak/>
         <w:t>Los resultados de estos indicadores conviene presentarlos en una serie y no en una cifra suelta. Un valor aislado admite interpretaciones contrarias, mientras que la comparación de tres o cuatro periodos consecutivos revela si el desempeño mejora, se sostiene o retrocede. Esa serie es también el argumento más sólido cuando se propone mantener, ajustar o retirar un canal ante quienes deben aprobar la decisión.</w:t>
       </w:r>
     </w:p>
@@ -8601,7 +8614,7 @@
       <w:pPr>
         <w:pStyle w:val="Ttulo2"/>
       </w:pPr>
-      <w:bookmarkStart w:id="13" w:name="_Toc240982229"/>
+      <w:bookmarkStart w:id="13" w:name="_Toc241560212"/>
       <w:r>
         <w:t>Cobertura y oportunidad</w:t>
       </w:r>
@@ -8819,6 +8832,7 @@
     </w:p>
     <w:p>
       <w:pPr>
+        <w:ind w:left="1416" w:firstLine="1"/>
         <w:rPr>
           <w:lang w:val="es-419" w:eastAsia="es-CO"/>
         </w:rPr>
@@ -8857,6 +8871,7 @@
     </w:p>
     <w:p>
       <w:pPr>
+        <w:ind w:left="1416" w:firstLine="1"/>
         <w:rPr>
           <w:lang w:val="es-419" w:eastAsia="es-CO"/>
         </w:rPr>
@@ -8895,6 +8910,7 @@
     </w:p>
     <w:p>
       <w:pPr>
+        <w:ind w:left="1416" w:firstLine="1"/>
         <w:rPr>
           <w:lang w:val="es-419" w:eastAsia="es-CO"/>
         </w:rPr>
@@ -8934,6 +8950,7 @@
     </w:p>
     <w:p>
       <w:pPr>
+        <w:ind w:left="1069" w:firstLine="348"/>
         <w:rPr>
           <w:lang w:val="es-419" w:eastAsia="es-CO"/>
         </w:rPr>
@@ -9009,7 +9026,7 @@
       <w:pPr>
         <w:pStyle w:val="Ttulo2"/>
       </w:pPr>
-      <w:bookmarkStart w:id="14" w:name="_Toc240982230"/>
+      <w:bookmarkStart w:id="14" w:name="_Toc241560213"/>
       <w:r>
         <w:t>Participación y calidad de la respuesta</w:t>
       </w:r>
@@ -9515,7 +9532,7 @@
       <w:pPr>
         <w:pStyle w:val="Ttulo2"/>
       </w:pPr>
-      <w:bookmarkStart w:id="15" w:name="_Toc240982231"/>
+      <w:bookmarkStart w:id="15" w:name="_Toc241560214"/>
       <w:r>
         <w:lastRenderedPageBreak/>
         <w:t>Comunicación de los resultados de la verificación</w:t>
@@ -9990,7 +10007,7 @@
       <w:pPr>
         <w:pStyle w:val="Ttulo1"/>
       </w:pPr>
-      <w:bookmarkStart w:id="16" w:name="_Toc240982232"/>
+      <w:bookmarkStart w:id="16" w:name="_Toc241560215"/>
       <w:r>
         <w:lastRenderedPageBreak/>
         <w:t>Estrategias de solución de conflictos</w:t>
@@ -10207,7 +10224,7 @@
       <w:pPr>
         <w:pStyle w:val="Ttulo2"/>
       </w:pPr>
-      <w:bookmarkStart w:id="17" w:name="_Toc240982233"/>
+      <w:bookmarkStart w:id="17" w:name="_Toc241560216"/>
       <w:r>
         <w:lastRenderedPageBreak/>
         <w:t>Identificación de conflictos comunicativos</w:t>
@@ -10657,7 +10674,7 @@
       <w:r>
         <w:t xml:space="preserve"> </w:t>
       </w:r>
-      <w:bookmarkStart w:id="18" w:name="_Toc240982234"/>
+      <w:bookmarkStart w:id="18" w:name="_Toc241560217"/>
       <w:r>
         <w:t>Negociación</w:t>
       </w:r>
@@ -11044,7 +11061,7 @@
       <w:pPr>
         <w:pStyle w:val="Ttulo2"/>
       </w:pPr>
-      <w:bookmarkStart w:id="19" w:name="_Toc240982235"/>
+      <w:bookmarkStart w:id="19" w:name="_Toc241560218"/>
       <w:r>
         <w:t>Mediación y comunicación colaborativa</w:t>
       </w:r>
@@ -11817,7 +11834,7 @@
       <w:pPr>
         <w:pStyle w:val="Ttulo2"/>
       </w:pPr>
-      <w:bookmarkStart w:id="20" w:name="_Toc240982236"/>
+      <w:bookmarkStart w:id="20" w:name="_Toc241560219"/>
       <w:r>
         <w:t>Acuerdos con el equipo de trabajo</w:t>
       </w:r>
@@ -12700,7 +12717,7 @@
       <w:pPr>
         <w:pStyle w:val="Ttulo1"/>
       </w:pPr>
-      <w:bookmarkStart w:id="21" w:name="_Toc240982237"/>
+      <w:bookmarkStart w:id="21" w:name="_Toc241560220"/>
       <w:r>
         <w:lastRenderedPageBreak/>
         <w:t>Pensamiento creativo y mejora de la estrategia</w:t>
@@ -12967,7 +12984,7 @@
       <w:pPr>
         <w:pStyle w:val="Ttulo2"/>
       </w:pPr>
-      <w:bookmarkStart w:id="22" w:name="_Toc240982238"/>
+      <w:bookmarkStart w:id="22" w:name="_Toc241560221"/>
       <w:r>
         <w:t>Pensamiento creativo aplicado a la comunicación</w:t>
       </w:r>
@@ -13348,7 +13365,7 @@
       <w:pPr>
         <w:pStyle w:val="Ttulo2"/>
       </w:pPr>
-      <w:bookmarkStart w:id="23" w:name="_Toc240982239"/>
+      <w:bookmarkStart w:id="23" w:name="_Toc241560222"/>
       <w:r>
         <w:t>Acciones preventivas y correctivas</w:t>
       </w:r>
@@ -14058,7 +14075,7 @@
       <w:pPr>
         <w:pStyle w:val="Ttulo2"/>
       </w:pPr>
-      <w:bookmarkStart w:id="24" w:name="_Toc240982240"/>
+      <w:bookmarkStart w:id="24" w:name="_Toc241560223"/>
       <w:r>
         <w:t>Informe final de la estrategia</w:t>
       </w:r>
@@ -14542,7 +14559,7 @@
           <w:u w:val="single"/>
         </w:rPr>
       </w:pPr>
-      <w:bookmarkStart w:id="25" w:name="_Toc240982241"/>
+      <w:bookmarkStart w:id="25" w:name="_Toc241560224"/>
       <w:r>
         <w:lastRenderedPageBreak/>
         <w:t>Síntesis</w:t>
@@ -14719,7 +14736,7 @@
       <w:pPr>
         <w:pStyle w:val="Titulosgenerales"/>
       </w:pPr>
-      <w:bookmarkStart w:id="26" w:name="_Toc240982242"/>
+      <w:bookmarkStart w:id="26" w:name="_Toc241560225"/>
       <w:r>
         <w:lastRenderedPageBreak/>
         <w:t>Glosario</w:t>
@@ -14978,7 +14995,7 @@
       <w:pPr>
         <w:pStyle w:val="Titulosgenerales"/>
       </w:pPr>
-      <w:bookmarkStart w:id="27" w:name="_Toc240982243"/>
+      <w:bookmarkStart w:id="27" w:name="_Toc241560226"/>
       <w:r>
         <w:lastRenderedPageBreak/>
         <w:t>Referencias bibliográficas</w:t>
@@ -15068,7 +15085,7 @@
       <w:pPr>
         <w:pStyle w:val="Titulosgenerales"/>
       </w:pPr>
-      <w:bookmarkStart w:id="28" w:name="_Toc240982244"/>
+      <w:bookmarkStart w:id="28" w:name="_Toc241560227"/>
       <w:r>
         <w:lastRenderedPageBreak/>
         <w:t>Créditos</w:t>
@@ -15290,7 +15307,7 @@
               </w:rPr>
             </w:pPr>
             <w:r>
-              <w:t>Gustavo Ernesto Mariño Puentes</w:t>
+              <w:t>Norma Constanza Morales Cruz</w:t>
             </w:r>
           </w:p>
         </w:tc>
@@ -15306,7 +15323,7 @@
               </w:rPr>
             </w:pPr>
             <w:r>
-              <w:t>Experto temático</w:t>
+              <w:t>Experta temática</w:t>
             </w:r>
           </w:p>
         </w:tc>
@@ -15401,7 +15418,7 @@
               </w:rPr>
             </w:pPr>
             <w:r>
-              <w:t>Juan Daniel Polanco Muñoz</w:t>
+              <w:t>José Jaime Luis Tang Pinzón</w:t>
             </w:r>
           </w:p>
         </w:tc>
@@ -15451,15 +15468,7 @@
               </w:rPr>
             </w:pPr>
             <w:r>
-              <w:t xml:space="preserve">Manuel Felipe </w:t>
-            </w:r>
-            <w:proofErr w:type="spellStart"/>
-            <w:r>
-              <w:t>Echavarria</w:t>
-            </w:r>
-            <w:proofErr w:type="spellEnd"/>
-            <w:r>
-              <w:t xml:space="preserve"> Orozco</w:t>
+              <w:t>Francisco José Vásquez Suárez</w:t>
             </w:r>
           </w:p>
         </w:tc>
@@ -24089,6 +24098,26 @@
 </file>
 
 <file path=customXml/item1.xml><?xml version="1.0" encoding="utf-8"?>
+<?mso-contentType ?>
+<FormTemplates xmlns="http://schemas.microsoft.com/sharepoint/v3/contenttype/forms">
+  <Display>DocumentLibraryForm</Display>
+  <Edit>DocumentLibraryForm</Edit>
+  <New>DocumentLibraryForm</New>
+</FormTemplates>
+</file>
+
+<file path=customXml/item2.xml><?xml version="1.0" encoding="utf-8"?>
+<p:properties xmlns:p="http://schemas.microsoft.com/office/2006/metadata/properties" xmlns:xsi="http://www.w3.org/2001/XMLSchema-instance" xmlns:pc="http://schemas.microsoft.com/office/infopath/2007/PartnerControls">
+  <documentManagement>
+    <TaxCatchAll xmlns="13c90a0b-73bc-4dc0-be5f-28d77b615beb" xsi:nil="true"/>
+    <lcf76f155ced4ddcb4097134ff3c332f xmlns="13c93bba-48ce-428c-bfe5-88b42c19b028">
+      <Terms xmlns="http://schemas.microsoft.com/office/infopath/2007/PartnerControls"/>
+    </lcf76f155ced4ddcb4097134ff3c332f>
+  </documentManagement>
+</p:properties>
+</file>
+
+<file path=customXml/item3.xml><?xml version="1.0" encoding="utf-8"?>
 <ct:contentTypeSchema xmlns:ct="http://schemas.microsoft.com/office/2006/metadata/contentType" xmlns:ma="http://schemas.microsoft.com/office/2006/metadata/properties/metaAttributes" ct:_="" ma:_="" ma:contentTypeName="Documento" ma:contentTypeID="0x0101006A81D6BD42E8DF4C91013959704817E1" ma:contentTypeVersion="15" ma:contentTypeDescription="Crear nuevo documento." ma:contentTypeScope="" ma:versionID="bf4f72ffd194f0963ff564daca6869f7">
   <xsd:schema xmlns:xsd="http://www.w3.org/2001/XMLSchema" xmlns:xs="http://www.w3.org/2001/XMLSchema" xmlns:p="http://schemas.microsoft.com/office/2006/metadata/properties" xmlns:ns2="13c90a0b-73bc-4dc0-be5f-28d77b615beb" xmlns:ns3="13c93bba-48ce-428c-bfe5-88b42c19b028" targetNamespace="http://schemas.microsoft.com/office/2006/metadata/properties" ma:root="true" ma:fieldsID="8718d6f4873a5b1392a45044efa78385" ns2:_="" ns3:_="">
     <xsd:import namespace="13c90a0b-73bc-4dc0-be5f-28d77b615beb"/>
@@ -24323,31 +24352,30 @@
 </ct:contentTypeSchema>
 </file>
 
-<file path=customXml/item2.xml><?xml version="1.0" encoding="utf-8"?>
-<p:properties xmlns:p="http://schemas.microsoft.com/office/2006/metadata/properties" xmlns:xsi="http://www.w3.org/2001/XMLSchema-instance" xmlns:pc="http://schemas.microsoft.com/office/infopath/2007/PartnerControls">
-  <documentManagement>
-    <TaxCatchAll xmlns="13c90a0b-73bc-4dc0-be5f-28d77b615beb" xsi:nil="true"/>
-    <lcf76f155ced4ddcb4097134ff3c332f xmlns="13c93bba-48ce-428c-bfe5-88b42c19b028">
-      <Terms xmlns="http://schemas.microsoft.com/office/infopath/2007/PartnerControls"/>
-    </lcf76f155ced4ddcb4097134ff3c332f>
-  </documentManagement>
-</p:properties>
-</file>
-
-<file path=customXml/item3.xml><?xml version="1.0" encoding="utf-8"?>
-<?mso-contentType ?>
-<FormTemplates xmlns="http://schemas.microsoft.com/sharepoint/v3/contenttype/forms">
-  <Display>DocumentLibraryForm</Display>
-  <Edit>DocumentLibraryForm</Edit>
-  <New>DocumentLibraryForm</New>
-</FormTemplates>
-</file>
-
 <file path=customXml/item4.xml><?xml version="1.0" encoding="utf-8"?>
 <b:Sources xmlns:b="http://schemas.openxmlformats.org/officeDocument/2006/bibliography" xmlns="http://schemas.openxmlformats.org/officeDocument/2006/bibliography" SelectedStyle="\APASixthEditionOfficeOnline.xsl" StyleName="APA" Version="6"/>
 </file>
 
 <file path=customXml/itemProps1.xml><?xml version="1.0" encoding="utf-8"?>
+<ds:datastoreItem xmlns:ds="http://schemas.openxmlformats.org/officeDocument/2006/customXml" ds:itemID="{10663269-2064-4804-8290-36D4A57F5557}">
+  <ds:schemaRefs>
+    <ds:schemaRef ds:uri="http://schemas.microsoft.com/sharepoint/v3/contenttype/forms"/>
+  </ds:schemaRefs>
+</ds:datastoreItem>
+</file>
+
+<file path=customXml/itemProps2.xml><?xml version="1.0" encoding="utf-8"?>
+<ds:datastoreItem xmlns:ds="http://schemas.openxmlformats.org/officeDocument/2006/customXml" ds:itemID="{1279454D-02BE-4A9C-A117-DCD1573E2608}">
+  <ds:schemaRefs>
+    <ds:schemaRef ds:uri="http://schemas.microsoft.com/office/2006/metadata/properties"/>
+    <ds:schemaRef ds:uri="http://schemas.microsoft.com/office/infopath/2007/PartnerControls"/>
+    <ds:schemaRef ds:uri="13c90a0b-73bc-4dc0-be5f-28d77b615beb"/>
+    <ds:schemaRef ds:uri="13c93bba-48ce-428c-bfe5-88b42c19b028"/>
+  </ds:schemaRefs>
+</ds:datastoreItem>
+</file>
+
+<file path=customXml/itemProps3.xml><?xml version="1.0" encoding="utf-8"?>
 <ds:datastoreItem xmlns:ds="http://schemas.openxmlformats.org/officeDocument/2006/customXml" ds:itemID="{59065960-E0CA-4804-83B5-320CBCDCC160}">
   <ds:schemaRefs>
     <ds:schemaRef ds:uri="http://schemas.microsoft.com/office/2006/metadata/contentType"/>
@@ -24366,27 +24394,8 @@
 </ds:datastoreItem>
 </file>
 
-<file path=customXml/itemProps2.xml><?xml version="1.0" encoding="utf-8"?>
-<ds:datastoreItem xmlns:ds="http://schemas.openxmlformats.org/officeDocument/2006/customXml" ds:itemID="{1279454D-02BE-4A9C-A117-DCD1573E2608}">
-  <ds:schemaRefs>
-    <ds:schemaRef ds:uri="http://schemas.microsoft.com/office/2006/metadata/properties"/>
-    <ds:schemaRef ds:uri="http://schemas.microsoft.com/office/infopath/2007/PartnerControls"/>
-    <ds:schemaRef ds:uri="13c90a0b-73bc-4dc0-be5f-28d77b615beb"/>
-    <ds:schemaRef ds:uri="13c93bba-48ce-428c-bfe5-88b42c19b028"/>
-  </ds:schemaRefs>
-</ds:datastoreItem>
-</file>
-
-<file path=customXml/itemProps3.xml><?xml version="1.0" encoding="utf-8"?>
-<ds:datastoreItem xmlns:ds="http://schemas.openxmlformats.org/officeDocument/2006/customXml" ds:itemID="{10663269-2064-4804-8290-36D4A57F5557}">
-  <ds:schemaRefs>
-    <ds:schemaRef ds:uri="http://schemas.microsoft.com/sharepoint/v3/contenttype/forms"/>
-  </ds:schemaRefs>
-</ds:datastoreItem>
-</file>
-
 <file path=customXml/itemProps4.xml><?xml version="1.0" encoding="utf-8"?>
-<ds:datastoreItem xmlns:ds="http://schemas.openxmlformats.org/officeDocument/2006/customXml" ds:itemID="{BC505263-A2B5-4301-9E78-55DFB53E6146}">
+<ds:datastoreItem xmlns:ds="http://schemas.openxmlformats.org/officeDocument/2006/customXml" ds:itemID="{A7D3CF10-E21F-43BD-A3D7-DD2B77240744}">
   <ds:schemaRefs>
     <ds:schemaRef ds:uri="http://schemas.openxmlformats.org/officeDocument/2006/bibliography"/>
   </ds:schemaRefs>

--- a/fuentes/12210011_CF02_CFA.docx
+++ b/fuentes/12210011_CF02_CFA.docx
@@ -205,7 +205,7 @@
               </wp:anchor>
             </w:drawing>
           </mc:Choice>
-          <mc:Fallback xmlns:w16sdtdh="http://schemas.microsoft.com/office/word/2020/wordml/sdtdatahash" xmlns:w16="http://schemas.microsoft.com/office/word/2018/wordml" xmlns:w16cex="http://schemas.microsoft.com/office/word/2018/wordml/cex" xmlns:oel="http://schemas.microsoft.com/office/2019/extlst">
+          <mc:Fallback xmlns:oel="http://schemas.microsoft.com/office/2019/extlst" xmlns:w16cex="http://schemas.microsoft.com/office/word/2018/wordml/cex" xmlns:w16="http://schemas.microsoft.com/office/word/2018/wordml" xmlns:w16sdtdh="http://schemas.microsoft.com/office/word/2020/wordml/sdtdatahash">
             <w:pict>
               <v:rect w14:anchorId="4C256C62" id="Rectángulo 3" o:spid="_x0000_s1026" alt="&quot;&quot;" style="position:absolute;margin-left:-55.95pt;margin-top:26.4pt;width:613.85pt;height:164.25pt;z-index:-251655168;visibility:visible;mso-wrap-style:square;mso-height-percent:0;mso-wrap-distance-left:9pt;mso-wrap-distance-top:0;mso-wrap-distance-right:9pt;mso-wrap-distance-bottom:0;mso-position-horizontal:absolute;mso-position-horizontal-relative:text;mso-position-vertical:absolute;mso-position-vertical-relative:text;mso-height-percent:0;mso-height-relative:margin;v-text-anchor:middle" o:gfxdata="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" fillcolor="#00314d" stroked="f" strokeweight="1pt"/>
             </w:pict>
@@ -553,8 +553,6 @@
             <w:t>ontenido</w:t>
           </w:r>
         </w:p>
-        <w:bookmarkStart w:id="0" w:name="_GoBack"/>
-        <w:bookmarkEnd w:id="0"/>
         <w:p>
           <w:pPr>
             <w:pStyle w:val="TDC1"/>
@@ -2625,12 +2623,12 @@
       <w:pPr>
         <w:pStyle w:val="Titulosgenerales"/>
       </w:pPr>
-      <w:bookmarkStart w:id="1" w:name="_Toc241560200"/>
+      <w:bookmarkStart w:id="0" w:name="_Toc241560200"/>
       <w:r>
         <w:lastRenderedPageBreak/>
         <w:t>Introducción</w:t>
       </w:r>
-      <w:bookmarkEnd w:id="1"/>
+      <w:bookmarkEnd w:id="0"/>
     </w:p>
     <w:p>
       <w:r>
@@ -2840,12 +2838,12 @@
       <w:pPr>
         <w:pStyle w:val="Ttulo1"/>
       </w:pPr>
-      <w:bookmarkStart w:id="2" w:name="_Toc241560201"/>
+      <w:bookmarkStart w:id="1" w:name="_Toc241560201"/>
       <w:r>
         <w:lastRenderedPageBreak/>
         <w:t>Canales y sistemas de información</w:t>
       </w:r>
-      <w:bookmarkEnd w:id="2"/>
+      <w:bookmarkEnd w:id="1"/>
     </w:p>
     <w:p>
       <w:pPr>
@@ -3147,11 +3145,11 @@
       <w:pPr>
         <w:pStyle w:val="Ttulo2"/>
       </w:pPr>
-      <w:bookmarkStart w:id="3" w:name="_Toc241560202"/>
+      <w:bookmarkStart w:id="2" w:name="_Toc241560202"/>
       <w:r>
         <w:t>Canales de comunicación interna</w:t>
       </w:r>
-      <w:bookmarkEnd w:id="3"/>
+      <w:bookmarkEnd w:id="2"/>
     </w:p>
     <w:p>
       <w:pPr>
@@ -3635,11 +3633,11 @@
       <w:pPr>
         <w:pStyle w:val="Ttulo2"/>
       </w:pPr>
-      <w:bookmarkStart w:id="4" w:name="_Toc241560203"/>
+      <w:bookmarkStart w:id="3" w:name="_Toc241560203"/>
       <w:r>
         <w:t>Sistemas de información organizacional</w:t>
       </w:r>
-      <w:bookmarkEnd w:id="4"/>
+      <w:bookmarkEnd w:id="3"/>
     </w:p>
     <w:p>
       <w:pPr>
@@ -4017,11 +4015,11 @@
       <w:r>
         <w:t xml:space="preserve"> </w:t>
       </w:r>
-      <w:bookmarkStart w:id="5" w:name="_Toc241560204"/>
+      <w:bookmarkStart w:id="4" w:name="_Toc241560204"/>
       <w:r>
         <w:t>Criterios de selección del canal</w:t>
       </w:r>
-      <w:bookmarkEnd w:id="5"/>
+      <w:bookmarkEnd w:id="4"/>
     </w:p>
     <w:p>
       <w:pPr>
@@ -4891,12 +4889,12 @@
       <w:pPr>
         <w:pStyle w:val="Ttulo1"/>
       </w:pPr>
-      <w:bookmarkStart w:id="6" w:name="_Toc241560205"/>
+      <w:bookmarkStart w:id="5" w:name="_Toc241560205"/>
       <w:r>
         <w:lastRenderedPageBreak/>
         <w:t>Revisión del proceso de comunicación</w:t>
       </w:r>
-      <w:bookmarkEnd w:id="6"/>
+      <w:bookmarkEnd w:id="5"/>
     </w:p>
     <w:p>
       <w:pPr>
@@ -5216,11 +5214,11 @@
       <w:pPr>
         <w:pStyle w:val="Ttulo2"/>
       </w:pPr>
-      <w:bookmarkStart w:id="7" w:name="_Toc241560206"/>
+      <w:bookmarkStart w:id="6" w:name="_Toc241560206"/>
       <w:r>
         <w:t>Seguimiento a la implementación</w:t>
       </w:r>
-      <w:bookmarkEnd w:id="7"/>
+      <w:bookmarkEnd w:id="6"/>
     </w:p>
     <w:p>
       <w:pPr>
@@ -5842,11 +5840,11 @@
       <w:pPr>
         <w:pStyle w:val="Ttulo2"/>
       </w:pPr>
-      <w:bookmarkStart w:id="8" w:name="_Toc241560207"/>
+      <w:bookmarkStart w:id="7" w:name="_Toc241560207"/>
       <w:r>
         <w:t>Técnicas de verificación</w:t>
       </w:r>
-      <w:bookmarkEnd w:id="8"/>
+      <w:bookmarkEnd w:id="7"/>
     </w:p>
     <w:p>
       <w:pPr>
@@ -6307,12 +6305,12 @@
       <w:pPr>
         <w:pStyle w:val="Ttulo2"/>
       </w:pPr>
-      <w:bookmarkStart w:id="9" w:name="_Toc241560208"/>
+      <w:bookmarkStart w:id="8" w:name="_Toc241560208"/>
       <w:r>
         <w:lastRenderedPageBreak/>
         <w:t>Instrumentos y recolección de evidencias</w:t>
       </w:r>
-      <w:bookmarkEnd w:id="9"/>
+      <w:bookmarkEnd w:id="8"/>
     </w:p>
     <w:p>
       <w:pPr>
@@ -7048,12 +7046,12 @@
       <w:pPr>
         <w:pStyle w:val="Ttulo2"/>
       </w:pPr>
-      <w:bookmarkStart w:id="10" w:name="_Toc241560209"/>
+      <w:bookmarkStart w:id="9" w:name="_Toc241560209"/>
       <w:r>
         <w:lastRenderedPageBreak/>
         <w:t>Análisis de hallazgos</w:t>
       </w:r>
-      <w:bookmarkEnd w:id="10"/>
+      <w:bookmarkEnd w:id="9"/>
     </w:p>
     <w:p>
       <w:pPr>
@@ -7480,12 +7478,12 @@
       <w:pPr>
         <w:pStyle w:val="Ttulo1"/>
       </w:pPr>
-      <w:bookmarkStart w:id="11" w:name="_Toc241560210"/>
+      <w:bookmarkStart w:id="10" w:name="_Toc241560210"/>
       <w:r>
         <w:lastRenderedPageBreak/>
         <w:t>Evaluación de los canales de comunicación</w:t>
       </w:r>
-      <w:bookmarkEnd w:id="11"/>
+      <w:bookmarkEnd w:id="10"/>
     </w:p>
     <w:p>
       <w:pPr>
@@ -7772,12 +7770,12 @@
       <w:pPr>
         <w:pStyle w:val="Ttulo2"/>
       </w:pPr>
-      <w:bookmarkStart w:id="12" w:name="_Toc241560211"/>
+      <w:bookmarkStart w:id="11" w:name="_Toc241560211"/>
       <w:r>
         <w:lastRenderedPageBreak/>
         <w:t>Eficacia y eficiencia del canal</w:t>
       </w:r>
-      <w:bookmarkEnd w:id="12"/>
+      <w:bookmarkEnd w:id="11"/>
     </w:p>
     <w:p>
       <w:pPr>
@@ -8614,11 +8612,11 @@
       <w:pPr>
         <w:pStyle w:val="Ttulo2"/>
       </w:pPr>
-      <w:bookmarkStart w:id="13" w:name="_Toc241560212"/>
+      <w:bookmarkStart w:id="12" w:name="_Toc241560212"/>
       <w:r>
         <w:t>Cobertura y oportunidad</w:t>
       </w:r>
-      <w:bookmarkEnd w:id="13"/>
+      <w:bookmarkEnd w:id="12"/>
     </w:p>
     <w:p>
       <w:pPr>
@@ -8950,7 +8948,7 @@
     </w:p>
     <w:p>
       <w:pPr>
-        <w:ind w:left="1069" w:firstLine="348"/>
+        <w:ind w:left="1416" w:firstLine="1"/>
         <w:rPr>
           <w:lang w:val="es-419" w:eastAsia="es-CO"/>
         </w:rPr>
@@ -8972,7 +8970,15 @@
         <w:rPr>
           <w:lang w:val="es-419" w:eastAsia="es-CO"/>
         </w:rPr>
-        <w:t>Las cuatro variables se encadenan: sin acceso no hay recepción, sin recepción oportuna no hay margen de reacción y sin margen de reacción la comunicación informa, pero no habilita. Por eso el alcance se evalúa desde quien recibe y no desde quien emite.</w:t>
+        <w:t>Las cuatro variables se encadenan: sin acceso no hay recepción, sin recepción oportuna no hay margen de reacción y sin margen de reacción la comuni</w:t>
+      </w:r>
+      <w:bookmarkStart w:id="13" w:name="_GoBack"/>
+      <w:bookmarkEnd w:id="13"/>
+      <w:r>
+        <w:rPr>
+          <w:lang w:val="es-419" w:eastAsia="es-CO"/>
+        </w:rPr>
+        <w:t>cación informa, pero no habilita. Por eso el alcance se evalúa desde quien recibe y no desde quien emite.</w:t>
       </w:r>
     </w:p>
     <w:p>
@@ -24107,17 +24113,6 @@
 </file>
 
 <file path=customXml/item2.xml><?xml version="1.0" encoding="utf-8"?>
-<p:properties xmlns:p="http://schemas.microsoft.com/office/2006/metadata/properties" xmlns:xsi="http://www.w3.org/2001/XMLSchema-instance" xmlns:pc="http://schemas.microsoft.com/office/infopath/2007/PartnerControls">
-  <documentManagement>
-    <TaxCatchAll xmlns="13c90a0b-73bc-4dc0-be5f-28d77b615beb" xsi:nil="true"/>
-    <lcf76f155ced4ddcb4097134ff3c332f xmlns="13c93bba-48ce-428c-bfe5-88b42c19b028">
-      <Terms xmlns="http://schemas.microsoft.com/office/infopath/2007/PartnerControls"/>
-    </lcf76f155ced4ddcb4097134ff3c332f>
-  </documentManagement>
-</p:properties>
-</file>
-
-<file path=customXml/item3.xml><?xml version="1.0" encoding="utf-8"?>
 <ct:contentTypeSchema xmlns:ct="http://schemas.microsoft.com/office/2006/metadata/contentType" xmlns:ma="http://schemas.microsoft.com/office/2006/metadata/properties/metaAttributes" ct:_="" ma:_="" ma:contentTypeName="Documento" ma:contentTypeID="0x0101006A81D6BD42E8DF4C91013959704817E1" ma:contentTypeVersion="15" ma:contentTypeDescription="Crear nuevo documento." ma:contentTypeScope="" ma:versionID="bf4f72ffd194f0963ff564daca6869f7">
   <xsd:schema xmlns:xsd="http://www.w3.org/2001/XMLSchema" xmlns:xs="http://www.w3.org/2001/XMLSchema" xmlns:p="http://schemas.microsoft.com/office/2006/metadata/properties" xmlns:ns2="13c90a0b-73bc-4dc0-be5f-28d77b615beb" xmlns:ns3="13c93bba-48ce-428c-bfe5-88b42c19b028" targetNamespace="http://schemas.microsoft.com/office/2006/metadata/properties" ma:root="true" ma:fieldsID="8718d6f4873a5b1392a45044efa78385" ns2:_="" ns3:_="">
     <xsd:import namespace="13c90a0b-73bc-4dc0-be5f-28d77b615beb"/>
@@ -24352,6 +24347,17 @@
 </ct:contentTypeSchema>
 </file>
 
+<file path=customXml/item3.xml><?xml version="1.0" encoding="utf-8"?>
+<p:properties xmlns:p="http://schemas.microsoft.com/office/2006/metadata/properties" xmlns:xsi="http://www.w3.org/2001/XMLSchema-instance" xmlns:pc="http://schemas.microsoft.com/office/infopath/2007/PartnerControls">
+  <documentManagement>
+    <TaxCatchAll xmlns="13c90a0b-73bc-4dc0-be5f-28d77b615beb" xsi:nil="true"/>
+    <lcf76f155ced4ddcb4097134ff3c332f xmlns="13c93bba-48ce-428c-bfe5-88b42c19b028">
+      <Terms xmlns="http://schemas.microsoft.com/office/infopath/2007/PartnerControls"/>
+    </lcf76f155ced4ddcb4097134ff3c332f>
+  </documentManagement>
+</p:properties>
+</file>
+
 <file path=customXml/item4.xml><?xml version="1.0" encoding="utf-8"?>
 <b:Sources xmlns:b="http://schemas.openxmlformats.org/officeDocument/2006/bibliography" xmlns="http://schemas.openxmlformats.org/officeDocument/2006/bibliography" SelectedStyle="\APASixthEditionOfficeOnline.xsl" StyleName="APA" Version="6"/>
 </file>
@@ -24365,17 +24371,6 @@
 </file>
 
 <file path=customXml/itemProps2.xml><?xml version="1.0" encoding="utf-8"?>
-<ds:datastoreItem xmlns:ds="http://schemas.openxmlformats.org/officeDocument/2006/customXml" ds:itemID="{1279454D-02BE-4A9C-A117-DCD1573E2608}">
-  <ds:schemaRefs>
-    <ds:schemaRef ds:uri="http://schemas.microsoft.com/office/2006/metadata/properties"/>
-    <ds:schemaRef ds:uri="http://schemas.microsoft.com/office/infopath/2007/PartnerControls"/>
-    <ds:schemaRef ds:uri="13c90a0b-73bc-4dc0-be5f-28d77b615beb"/>
-    <ds:schemaRef ds:uri="13c93bba-48ce-428c-bfe5-88b42c19b028"/>
-  </ds:schemaRefs>
-</ds:datastoreItem>
-</file>
-
-<file path=customXml/itemProps3.xml><?xml version="1.0" encoding="utf-8"?>
 <ds:datastoreItem xmlns:ds="http://schemas.openxmlformats.org/officeDocument/2006/customXml" ds:itemID="{59065960-E0CA-4804-83B5-320CBCDCC160}">
   <ds:schemaRefs>
     <ds:schemaRef ds:uri="http://schemas.microsoft.com/office/2006/metadata/contentType"/>
@@ -24394,8 +24389,19 @@
 </ds:datastoreItem>
 </file>
 
+<file path=customXml/itemProps3.xml><?xml version="1.0" encoding="utf-8"?>
+<ds:datastoreItem xmlns:ds="http://schemas.openxmlformats.org/officeDocument/2006/customXml" ds:itemID="{1279454D-02BE-4A9C-A117-DCD1573E2608}">
+  <ds:schemaRefs>
+    <ds:schemaRef ds:uri="http://schemas.microsoft.com/office/2006/metadata/properties"/>
+    <ds:schemaRef ds:uri="http://schemas.microsoft.com/office/infopath/2007/PartnerControls"/>
+    <ds:schemaRef ds:uri="13c90a0b-73bc-4dc0-be5f-28d77b615beb"/>
+    <ds:schemaRef ds:uri="13c93bba-48ce-428c-bfe5-88b42c19b028"/>
+  </ds:schemaRefs>
+</ds:datastoreItem>
+</file>
+
 <file path=customXml/itemProps4.xml><?xml version="1.0" encoding="utf-8"?>
-<ds:datastoreItem xmlns:ds="http://schemas.openxmlformats.org/officeDocument/2006/customXml" ds:itemID="{A7D3CF10-E21F-43BD-A3D7-DD2B77240744}">
+<ds:datastoreItem xmlns:ds="http://schemas.openxmlformats.org/officeDocument/2006/customXml" ds:itemID="{AE4A4CF4-0441-4EB2-9FF5-921256217162}">
   <ds:schemaRefs>
     <ds:schemaRef ds:uri="http://schemas.openxmlformats.org/officeDocument/2006/bibliography"/>
   </ds:schemaRefs>
